--- a/static/images/docs/Louis_Andrada_Artist_Statement.docx
+++ b/static/images/docs/Louis_Andrada_Artist_Statement.docx
@@ -7,22 +7,11 @@
         <w:spacing w:before="240"/>
         <w:rPr>
           <w:rFonts w:ascii="AndradaMono" w:hAnsi="AndradaMono" w:cs="Calibri"/>
-          <w:sz w:val="24"/>
-          <w:szCs w:val="24"/>
+          <w:sz w:val="20"/>
+          <w:szCs w:val="20"/>
           <w:lang w:val="en-CA"/>
         </w:rPr>
       </w:pPr>
-      <w:r>
-        <w:rPr>
-          <w:rFonts w:ascii="AndradaMono" w:hAnsi="AndradaMono" w:cs="Calibri"/>
-          <w:b/>
-          <w:bCs/>
-          <w:sz w:val="32"/>
-          <w:szCs w:val="32"/>
-          <w:lang w:val="en-CA"/>
-        </w:rPr>
-        <w:br/>
-      </w:r>
       <w:r>
         <w:rPr>
           <w:rFonts w:ascii="AndradaMono" w:hAnsi="AndradaMono" w:cs="Calibri"/>
@@ -57,15 +46,17 @@
       <w:r>
         <w:rPr>
           <w:rFonts w:ascii="AndradaMono" w:hAnsi="AndradaMono" w:cs="Calibri"/>
+          <w:sz w:val="20"/>
+          <w:szCs w:val="20"/>
           <w:lang w:val="en-CA"/>
         </w:rPr>
-        <w:t>I am a Dark Expressionist Painter made in Brazil and exported to Toronto.</w:t>
+        <w:t>I am a Figurative Expressionist Painter made in Brazil and exported to Toronto.</w:t>
       </w:r>
       <w:r>
         <w:rPr>
           <w:rFonts w:ascii="AndradaMono" w:hAnsi="AndradaMono" w:cs="Calibri"/>
-          <w:b/>
-          <w:bCs/>
+          <w:sz w:val="20"/>
+          <w:szCs w:val="20"/>
           <w:lang w:val="en-CA"/>
         </w:rPr>
         <w:br/>
@@ -73,28 +64,27 @@
       <w:r>
         <w:rPr>
           <w:rFonts w:ascii="AndradaMono" w:hAnsi="AndradaMono" w:cs="Calibri"/>
+          <w:sz w:val="20"/>
+          <w:szCs w:val="20"/>
           <w:lang w:val="en-CA"/>
         </w:rPr>
         <w:br/>
-        <w:t xml:space="preserve">I never knew how to express myself the way others seemed to. I felt alone even when people were around, carried things I could not name and could not release. Since I was a </w:t>
       </w:r>
       <w:r>
         <w:rPr>
           <w:rFonts w:ascii="AndradaMono" w:hAnsi="AndradaMono" w:cs="Calibri"/>
-        </w:rPr>
-        <w:t>kid,</w:t>
-      </w:r>
-      <w:r>
-        <w:rPr>
-          <w:rFonts w:ascii="AndradaMono" w:hAnsi="AndradaMono" w:cs="Calibri"/>
+          <w:sz w:val="20"/>
+          <w:szCs w:val="20"/>
           <w:lang w:val="en-CA"/>
         </w:rPr>
-        <w:t xml:space="preserve"> I have been drawn to fear, not as spectacle but as the most honest feeling I know. Horror, folklore, and occult imagery </w:t>
+        <w:t xml:space="preserve">I never knew how to express myself the way others seemed to. I felt alone even when people were around, carried things I could not name and could not release. Since I was a kid, I have been drawn to fear, not as spectacle but as the most honest feeling I know. Horror, folklore, and occult imagery </w:t>
       </w:r>
       <w:proofErr w:type="gramStart"/>
       <w:r>
         <w:rPr>
           <w:rFonts w:ascii="AndradaMono" w:hAnsi="AndradaMono" w:cs="Calibri"/>
+          <w:sz w:val="20"/>
+          <w:szCs w:val="20"/>
           <w:lang w:val="en-CA"/>
         </w:rPr>
         <w:t>were never escapes</w:t>
@@ -103,41 +93,17 @@
       <w:r>
         <w:rPr>
           <w:rFonts w:ascii="AndradaMono" w:hAnsi="AndradaMono" w:cs="Calibri"/>
+          <w:sz w:val="20"/>
+          <w:szCs w:val="20"/>
           <w:lang w:val="en-CA"/>
         </w:rPr>
-        <w:t xml:space="preserve"> for me. They were the only places that gave me comfort when my own thoughts </w:t>
+        <w:t xml:space="preserve"> for me. They were the only places that gave me comfort when my own thoughts could not. That is where my practice comes from.</w:t>
       </w:r>
       <w:r>
         <w:rPr>
           <w:rFonts w:ascii="AndradaMono" w:hAnsi="AndradaMono" w:cs="Calibri"/>
-          <w:lang w:val="en-CA"/>
-        </w:rPr>
-        <w:t>could not</w:t>
-      </w:r>
-      <w:r>
-        <w:rPr>
-          <w:rFonts w:ascii="AndradaMono" w:hAnsi="AndradaMono" w:cs="Calibri"/>
-          <w:lang w:val="en-CA"/>
-        </w:rPr>
-        <w:t xml:space="preserve">. That is where </w:t>
-      </w:r>
-      <w:r>
-        <w:rPr>
-          <w:rFonts w:ascii="AndradaMono" w:hAnsi="AndradaMono" w:cs="Calibri"/>
-          <w:lang w:val="en-CA"/>
-        </w:rPr>
-        <w:t>my</w:t>
-      </w:r>
-      <w:r>
-        <w:rPr>
-          <w:rFonts w:ascii="AndradaMono" w:hAnsi="AndradaMono" w:cs="Calibri"/>
-          <w:lang w:val="en-CA"/>
-        </w:rPr>
-        <w:t xml:space="preserve"> practice comes from.</w:t>
-      </w:r>
-      <w:r>
-        <w:rPr>
-          <w:rFonts w:ascii="AndradaMono" w:hAnsi="AndradaMono" w:cs="Calibri"/>
+          <w:sz w:val="20"/>
+          <w:szCs w:val="20"/>
           <w:lang w:val="en-CA"/>
         </w:rPr>
         <w:br/>
@@ -145,42 +111,8 @@
       <w:r>
         <w:rPr>
           <w:rFonts w:ascii="AndradaMono" w:hAnsi="AndradaMono" w:cs="Calibri"/>
-          <w:lang w:val="en-CA"/>
-        </w:rPr>
-        <w:br/>
-        <w:t xml:space="preserve">I did not understand until much later that painting was the only place </w:t>
-      </w:r>
-      <w:r>
-        <w:rPr>
-          <w:rFonts w:ascii="AndradaMono" w:hAnsi="AndradaMono" w:cs="Calibri"/>
-          <w:lang w:val="en-CA"/>
-        </w:rPr>
-        <w:t>my emotions</w:t>
-      </w:r>
-      <w:r>
-        <w:rPr>
-          <w:rFonts w:ascii="AndradaMono" w:hAnsi="AndradaMono" w:cs="Calibri"/>
-          <w:lang w:val="en-CA"/>
-        </w:rPr>
-        <w:t xml:space="preserve"> could take shape. What goes onto the canvas is everything that wished it could have been </w:t>
-      </w:r>
-      <w:r>
-        <w:rPr>
-          <w:rFonts w:ascii="AndradaMono" w:hAnsi="AndradaMono" w:cs="Calibri"/>
-          <w:lang w:val="en-CA"/>
-        </w:rPr>
-        <w:t>said and</w:t>
-      </w:r>
-      <w:r>
-        <w:rPr>
-          <w:rFonts w:ascii="AndradaMono" w:hAnsi="AndradaMono" w:cs="Calibri"/>
-          <w:lang w:val="en-CA"/>
-        </w:rPr>
-        <w:t xml:space="preserve"> never was. Each work is less an invention than an extraction, taking what already exists internally and forcing it into visibility.</w:t>
-      </w:r>
-      <w:r>
-        <w:rPr>
-          <w:rFonts w:ascii="AndradaMono" w:hAnsi="AndradaMono" w:cs="Calibri"/>
+          <w:sz w:val="20"/>
+          <w:szCs w:val="20"/>
           <w:lang w:val="en-CA"/>
         </w:rPr>
         <w:br/>
@@ -188,14 +120,17 @@
       <w:r>
         <w:rPr>
           <w:rFonts w:ascii="AndradaMono" w:hAnsi="AndradaMono" w:cs="Calibri"/>
+          <w:sz w:val="20"/>
+          <w:szCs w:val="20"/>
           <w:lang w:val="en-CA"/>
         </w:rPr>
-        <w:br/>
-        <w:t>My technical foundation is in analog film photography and darkroom production. That training established how I think about images, in grain, tonal contrast, chemical disruption, forms that develop slowly and resist full resolution. I do not produce photographs anymore but those processes live inside how I paint. Surfaces are built through sequential acrylic layering that simulates exposure, degradation, and controlled deterioration. Figures emerge gradually, caught between visibility and collapse.</w:t>
+        <w:t>I did not understand until much later that painting was the only place my emotions could take shape. What goes onto the canvas is everything that wished it could have been said and never was. Each work is less an invention than an extraction, taking what already exists internally and forcing it into visibility.</w:t>
       </w:r>
       <w:r>
         <w:rPr>
           <w:rFonts w:ascii="AndradaMono" w:hAnsi="AndradaMono" w:cs="Calibri"/>
+          <w:sz w:val="20"/>
+          <w:szCs w:val="20"/>
           <w:lang w:val="en-CA"/>
         </w:rPr>
         <w:br/>
@@ -203,32 +138,48 @@
       <w:r>
         <w:rPr>
           <w:rFonts w:ascii="AndradaMono" w:hAnsi="AndradaMono" w:cs="Calibri"/>
+          <w:sz w:val="20"/>
+          <w:szCs w:val="20"/>
           <w:lang w:val="en-CA"/>
         </w:rPr>
         <w:br/>
-        <w:t xml:space="preserve">Painting functions as containment for me. Internal images tied to fear, unease, and disturbance would otherwise stay formless and intrusive. </w:t>
       </w:r>
       <w:r>
         <w:rPr>
           <w:rFonts w:ascii="AndradaMono" w:hAnsi="AndradaMono" w:cs="Calibri"/>
+          <w:sz w:val="20"/>
+          <w:szCs w:val="20"/>
           <w:lang w:val="en-CA"/>
         </w:rPr>
-        <w:t xml:space="preserve">The </w:t>
+        <w:t>My technical foundation is in analog film photography and darkroom production. That training established how I think about images, in grain, tonal contrast, chemical disruption, forms that develop slowly and resist full resolution. I do not produce photographs anymore but those processes live inside how I paint. Surfaces are built through sequential acrylic layering that simulates exposure, degradation, and controlled deterioration. Figures emerge gradually, caught between visibility and collapse. Painting functions as containment for me. Internal images tied to fear, unease, and disturbance would otherwise stay formless and intrusive. The canvas fixes them into a physical state and holds them there. My images tend to not want to be fully seen.</w:t>
       </w:r>
       <w:r>
         <w:rPr>
           <w:rFonts w:ascii="AndradaMono" w:hAnsi="AndradaMono" w:cs="Calibri"/>
+          <w:sz w:val="20"/>
+          <w:szCs w:val="20"/>
+          <w:lang w:val="en-CA"/>
         </w:rPr>
-        <w:t xml:space="preserve">canvas fixes them into a physical state and holds them there. My images tend to not want to be fully </w:t>
+        <w:br/>
       </w:r>
-      <w:proofErr w:type="gramStart"/>
       <w:r>
         <w:rPr>
           <w:rFonts w:ascii="AndradaMono" w:hAnsi="AndradaMono" w:cs="Calibri"/>
+          <w:sz w:val="20"/>
+          <w:szCs w:val="20"/>
+          <w:lang w:val="en-CA"/>
         </w:rPr>
-        <w:t>seen.</w:t>
+        <w:br/>
       </w:r>
-      <w:proofErr w:type="gramEnd"/>
+      <w:r>
+        <w:rPr>
+          <w:rFonts w:ascii="AndradaMono" w:hAnsi="AndradaMono" w:cs="Calibri"/>
+          <w:sz w:val="20"/>
+          <w:szCs w:val="20"/>
+          <w:lang w:val="en-CA"/>
+        </w:rPr>
+        <w:t>If not asked, I personally tend to avoid speaking publicly about the meaning behind each of my works. I believe that when artists do, their interpretation tends to become the only true one, and the viewer's own reading quietly disappears. I would rather the work remain open. The titles are where I deposit my own feeling, sometimes expressive, occasionally cryptic, always honest. They are the one place I allow my response to exist without erasing anyone else's. They are also a record against time. Someday I will not be here to speak for these pieces, and the titles ensure my feelings do not disappear with me. Some works carry no title at all. Those are the ones even I cannot find words for.</w:t>
+      </w:r>
     </w:p>
     <w:sectPr>
       <w:footerReference w:type="default" r:id="rId8"/>
